--- a/outputs/Текст_выступления_Кан_обновленный.docx
+++ b/outputs/Текст_выступления_Кан_обновленный.docx
@@ -5,7 +5,11 @@
     <w:p>
       <w:pPr>
         <w:spacing w:after="80"/>
+        <w:rPr>
+          <w:lang w:val="ru-RU"/>
+        </w:rPr>
       </w:pPr>
+      <w:proofErr w:type="spellStart"/>
       <w:r>
         <w:rPr>
           <w:rFonts w:cs="Calibri"/>
@@ -20,8 +24,19 @@
           <w:rFonts w:cs="Calibri"/>
           <w:b/>
           <w:sz w:val="44"/>
-        </w:rPr>
-        <w:t>Текст выступления к презентации</w:t>
+          <w:lang w:val="ru-RU"/>
+        </w:rPr>
+        <w:t>Текст</w:t>
+      </w:r>
+      <w:proofErr w:type="spellEnd"/>
+      <w:r>
+        <w:rPr>
+          <w:rFonts w:cs="Calibri"/>
+          <w:b/>
+          <w:sz w:val="44"/>
+          <w:lang w:val="ru-RU"/>
+        </w:rPr>
+        <w:t xml:space="preserve"> выступления к презентации</w:t>
       </w:r>
     </w:p>
     <w:p>
@@ -94,12 +109,16 @@
     <w:p>
       <w:pPr>
         <w:spacing w:after="40"/>
+        <w:rPr>
+          <w:lang w:val="ru-RU"/>
+        </w:rPr>
       </w:pPr>
       <w:r>
         <w:rPr>
           <w:rFonts w:cs="Calibri"/>
           <w:b/>
           <w:sz w:val="21"/>
+          <w:lang w:val="ru-RU"/>
         </w:rPr>
         <w:t xml:space="preserve">Руководители: </w:t>
       </w:r>
@@ -107,6 +126,7 @@
         <w:rPr>
           <w:rFonts w:cs="Calibri"/>
           <w:sz w:val="21"/>
+          <w:lang w:val="ru-RU"/>
         </w:rPr>
         <w:t>Карташова Ю.С.; Прилепская Т.В.</w:t>
       </w:r>
@@ -114,12 +134,16 @@
     <w:p>
       <w:pPr>
         <w:spacing w:after="40"/>
+        <w:rPr>
+          <w:lang w:val="ru-RU"/>
+        </w:rPr>
       </w:pPr>
       <w:r>
         <w:rPr>
           <w:rFonts w:cs="Calibri"/>
           <w:b/>
           <w:sz w:val="21"/>
+          <w:lang w:val="ru-RU"/>
         </w:rPr>
         <w:t xml:space="preserve">Основа: </w:t>
       </w:r>
@@ -127,19 +151,106 @@
         <w:rPr>
           <w:rFonts w:cs="Calibri"/>
           <w:sz w:val="21"/>
-        </w:rPr>
-        <w:t>презентация из /Users/cukw/Downloads/Telegram Desktop/Кан диплом.pptx</w:t>
+          <w:lang w:val="ru-RU"/>
+        </w:rPr>
+        <w:t>презентация из /</w:t>
+      </w:r>
+      <w:r>
+        <w:rPr>
+          <w:rFonts w:cs="Calibri"/>
+          <w:sz w:val="21"/>
+        </w:rPr>
+        <w:t>Users</w:t>
+      </w:r>
+      <w:r>
+        <w:rPr>
+          <w:rFonts w:cs="Calibri"/>
+          <w:sz w:val="21"/>
+          <w:lang w:val="ru-RU"/>
+        </w:rPr>
+        <w:t>/</w:t>
+      </w:r>
+      <w:r>
+        <w:rPr>
+          <w:rFonts w:cs="Calibri"/>
+          <w:sz w:val="21"/>
+        </w:rPr>
+        <w:t>cukw</w:t>
+      </w:r>
+      <w:r>
+        <w:rPr>
+          <w:rFonts w:cs="Calibri"/>
+          <w:sz w:val="21"/>
+          <w:lang w:val="ru-RU"/>
+        </w:rPr>
+        <w:t>/</w:t>
+      </w:r>
+      <w:r>
+        <w:rPr>
+          <w:rFonts w:cs="Calibri"/>
+          <w:sz w:val="21"/>
+        </w:rPr>
+        <w:t>Downloads</w:t>
+      </w:r>
+      <w:r>
+        <w:rPr>
+          <w:rFonts w:cs="Calibri"/>
+          <w:sz w:val="21"/>
+          <w:lang w:val="ru-RU"/>
+        </w:rPr>
+        <w:t>/</w:t>
+      </w:r>
+      <w:r>
+        <w:rPr>
+          <w:rFonts w:cs="Calibri"/>
+          <w:sz w:val="21"/>
+        </w:rPr>
+        <w:t>Telegram</w:t>
+      </w:r>
+      <w:r>
+        <w:rPr>
+          <w:rFonts w:cs="Calibri"/>
+          <w:sz w:val="21"/>
+          <w:lang w:val="ru-RU"/>
+        </w:rPr>
+        <w:t xml:space="preserve"> </w:t>
+      </w:r>
+      <w:r>
+        <w:rPr>
+          <w:rFonts w:cs="Calibri"/>
+          <w:sz w:val="21"/>
+        </w:rPr>
+        <w:t>Desktop</w:t>
+      </w:r>
+      <w:r>
+        <w:rPr>
+          <w:rFonts w:cs="Calibri"/>
+          <w:sz w:val="21"/>
+          <w:lang w:val="ru-RU"/>
+        </w:rPr>
+        <w:t>/Кан диплом.</w:t>
+      </w:r>
+      <w:r>
+        <w:rPr>
+          <w:rFonts w:cs="Calibri"/>
+          <w:sz w:val="21"/>
+        </w:rPr>
+        <w:t>pptx</w:t>
       </w:r>
     </w:p>
     <w:p>
       <w:pPr>
         <w:spacing w:after="40"/>
+        <w:rPr>
+          <w:lang w:val="ru-RU"/>
+        </w:rPr>
       </w:pPr>
       <w:r>
         <w:rPr>
           <w:rFonts w:cs="Calibri"/>
           <w:b/>
           <w:sz w:val="21"/>
+          <w:lang w:val="ru-RU"/>
         </w:rPr>
         <w:t xml:space="preserve">Рекомендуемая длительность: </w:t>
       </w:r>
@@ -147,6 +258,7 @@
         <w:rPr>
           <w:rFonts w:cs="Calibri"/>
           <w:sz w:val="21"/>
+          <w:lang w:val="ru-RU"/>
         </w:rPr>
         <w:t>6-8 минут</w:t>
       </w:r>
@@ -157,36 +269,69 @@
           <w:bottom w:val="single" w:sz="8" w:space="1" w:color="2E74B5"/>
         </w:pBdr>
         <w:spacing w:before="200" w:after="200"/>
+        <w:rPr>
+          <w:lang w:val="ru-RU"/>
+        </w:rPr>
       </w:pPr>
     </w:p>
     <w:p>
       <w:pPr>
         <w:pStyle w:val="1"/>
         <w:spacing w:before="0" w:after="120"/>
+        <w:rPr>
+          <w:lang w:val="ru-RU"/>
+        </w:rPr>
       </w:pPr>
       <w:r>
         <w:rPr>
           <w:rFonts w:ascii="Calibri" w:eastAsia="Calibri" w:hAnsi="Calibri" w:cs="Calibri"/>
+          <w:lang w:val="ru-RU"/>
         </w:rPr>
         <w:t>Краткая структура выступления</w:t>
       </w:r>
     </w:p>
     <w:p>
-      <w:r>
-        <w:rPr>
-          <w:rFonts w:cs="Calibri"/>
-        </w:rPr>
-        <w:t>Текст адаптирован под новую презентацию из 17 слайдов. Его можно читать почти дословно; если время ограничено, слайды 3-4 можно объединить, а блок диаграмм 7-9 проговорить одним связным фрагментом.</w:t>
+      <w:pPr>
+        <w:rPr>
+          <w:lang w:val="ru-RU"/>
+        </w:rPr>
+      </w:pPr>
+      <w:r>
+        <w:rPr>
+          <w:rFonts w:cs="Calibri"/>
+          <w:lang w:val="ru-RU"/>
+        </w:rPr>
+        <w:t xml:space="preserve">Текст адаптирован под новую презентацию из 17 слайдов. Его можно читать почти дословно; если время ограничено, слайды 3-4 можно объединить, а </w:t>
+      </w:r>
+      <w:proofErr w:type="gramStart"/>
+      <w:r>
+        <w:rPr>
+          <w:rFonts w:cs="Calibri"/>
+          <w:lang w:val="ru-RU"/>
+        </w:rPr>
+        <w:t>блок диаграмм</w:t>
+      </w:r>
+      <w:proofErr w:type="gramEnd"/>
+      <w:r>
+        <w:rPr>
+          <w:rFonts w:cs="Calibri"/>
+          <w:lang w:val="ru-RU"/>
+        </w:rPr>
+        <w:t xml:space="preserve"> 7-9 проговорить одним связным фрагментом.</w:t>
       </w:r>
     </w:p>
     <w:p>
       <w:pPr>
         <w:pStyle w:val="1"/>
         <w:spacing w:before="0" w:after="120"/>
+        <w:rPr>
+          <w:lang w:val="ru-RU"/>
+        </w:rPr>
       </w:pPr>
       <w:r>
         <w:rPr>
           <w:rFonts w:ascii="Calibri" w:eastAsia="Calibri" w:hAnsi="Calibri" w:cs="Calibri"/>
+          <w:lang w:val="ru-RU"/>
         </w:rPr>
         <w:t>Текст по слайдам</w:t>
       </w:r>
@@ -195,18 +340,28 @@
       <w:pPr>
         <w:pStyle w:val="21"/>
         <w:spacing w:before="0"/>
+        <w:rPr>
+          <w:lang w:val="ru-RU"/>
+        </w:rPr>
       </w:pPr>
       <w:r>
         <w:rPr>
           <w:rFonts w:ascii="Calibri" w:eastAsia="Calibri" w:hAnsi="Calibri" w:cs="Calibri"/>
+          <w:lang w:val="ru-RU"/>
         </w:rPr>
         <w:t>Слайд 1. Титульный слайд</w:t>
       </w:r>
     </w:p>
     <w:p>
-      <w:r>
-        <w:rPr>
-          <w:rFonts w:cs="Calibri"/>
+      <w:pPr>
+        <w:rPr>
+          <w:lang w:val="ru-RU"/>
+        </w:rPr>
+      </w:pPr>
+      <w:r>
+        <w:rPr>
+          <w:rFonts w:cs="Calibri"/>
+          <w:lang w:val="ru-RU"/>
         </w:rPr>
         <w:t>Добрый день, уважаемые члены комиссии. Тема моей дипломной работы - разработка программного комплекса учета и анализа компьютерной активности пользователей. Работу выполнил студент группы 4-ИСП9-33 Кан Юрий Викторович. Руководители работы - Карташова Ю.С. и Прилепская Т.В. В выступлении я кратко покажу актуальность темы, архитектуру системы, диаграммы проектирования, модель базы данных, интерфейс, тестирование и итоговые результаты.</w:t>
       </w:r>
@@ -215,335 +370,1587 @@
       <w:pPr>
         <w:pStyle w:val="21"/>
         <w:spacing w:before="0"/>
+        <w:rPr>
+          <w:lang w:val="ru-RU"/>
+        </w:rPr>
       </w:pPr>
       <w:r>
         <w:rPr>
           <w:rFonts w:ascii="Calibri" w:eastAsia="Calibri" w:hAnsi="Calibri" w:cs="Calibri"/>
+          <w:lang w:val="ru-RU"/>
         </w:rPr>
         <w:t>Слайд 2. Актуальность, объект, предмет и цель</w:t>
-      </w:r>
-    </w:p>
-    <w:p>
-      <w:r>
-        <w:rPr>
-          <w:rFonts w:cs="Calibri"/>
-        </w:rPr>
-        <w:t>Актуальность темы связана с тем, что рабочие процессы все больше переходят в цифровую среду, а события активности пользователей распределены по разным рабочим станциям и локальным журналам. Такие журналы не дают единой картины по пользователям, устройствам, времени и уровню риска. Объектом работы является процесс создания системы учета и анализа компьютерной активности пользователей. Предметом являются архитектурные и программные решения для сбора, передачи, хранения, анализа и представления событий активности. Цель работы - разработать и обосновать программный комплекс, который собирает телеметрию, выявляет аномалии, строит аналитику и позволяет управлять endpoint-агентами.</w:t>
       </w:r>
     </w:p>
     <w:p>
       <w:pPr>
         <w:pStyle w:val="21"/>
         <w:spacing w:before="0"/>
+        <w:rPr>
+          <w:rFonts w:ascii="Calibri" w:eastAsia="Calibri" w:hAnsi="Calibri" w:cs="Calibri"/>
+          <w:b w:val="0"/>
+          <w:bCs w:val="0"/>
+          <w:color w:val="000000"/>
+          <w:sz w:val="22"/>
+          <w:szCs w:val="22"/>
+          <w:lang w:val="ru-RU"/>
+        </w:rPr>
       </w:pPr>
       <w:r>
         <w:rPr>
           <w:rFonts w:ascii="Calibri" w:eastAsia="Calibri" w:hAnsi="Calibri" w:cs="Calibri"/>
-        </w:rPr>
-        <w:t>Слайд 3. Задачи дипломной работы</w:t>
-      </w:r>
-    </w:p>
-    <w:p>
-      <w:r>
-        <w:rPr>
-          <w:rFonts w:cs="Calibri"/>
-        </w:rPr>
-        <w:t xml:space="preserve">Для достижения цели были поставлены основные задачи: провести анализ предметной области и сформулировать требования к системе, спроектировать архитектуру, модель данных и контур управления агентами, реализовать backend-сервисы, frontend-приложение и асинхронный обмен событиями. Также требовалось организовать хранение данных в PostgreSQL, доставку событий </w:t>
-      </w:r>
-      <w:r>
-        <w:rPr>
-          <w:rFonts w:cs="Calibri"/>
-        </w:rPr>
-        <w:lastRenderedPageBreak/>
-        <w:t>через RabbitMQ, разработать локальный endpoint-агент, механизм политик и команд, провести тестирование и подготовить пользовательскую документацию.</w:t>
-      </w:r>
+          <w:b w:val="0"/>
+          <w:bCs w:val="0"/>
+          <w:color w:val="000000"/>
+          <w:sz w:val="22"/>
+          <w:szCs w:val="22"/>
+          <w:lang w:val="ru-RU"/>
+        </w:rPr>
+        <w:t xml:space="preserve">С переходом рабочих процессов в цифровую среду события активности пользователей оказываются распределены по разным станциям и локальным журналам, что не даёт единой картины по пользователям, устройствам, времени и уровню риска. В связи с этим объектом работы становится процесс создания системы учёта и анализа такой активности, а предметом — архитектурные и программные решения для сбора, передачи, хранения, анализа и представления событий. Цель — разработать и обосновать программный комплекс, который собирает телеметрию, выявляет аномалии, строит аналитику и позволяет управлять </w:t>
+      </w:r>
+      <w:proofErr w:type="spellStart"/>
+      <w:r>
+        <w:rPr>
+          <w:rFonts w:ascii="Calibri" w:eastAsia="Calibri" w:hAnsi="Calibri" w:cs="Calibri"/>
+          <w:b w:val="0"/>
+          <w:bCs w:val="0"/>
+          <w:color w:val="000000"/>
+          <w:sz w:val="22"/>
+          <w:szCs w:val="22"/>
+          <w:lang w:val="ru-RU"/>
+        </w:rPr>
+        <w:t>endpoint</w:t>
+      </w:r>
+      <w:proofErr w:type="spellEnd"/>
+      <w:r>
+        <w:rPr>
+          <w:rFonts w:ascii="Calibri" w:eastAsia="Calibri" w:hAnsi="Calibri" w:cs="Calibri"/>
+          <w:b w:val="0"/>
+          <w:bCs w:val="0"/>
+          <w:color w:val="000000"/>
+          <w:sz w:val="22"/>
+          <w:szCs w:val="22"/>
+          <w:lang w:val="ru-RU"/>
+        </w:rPr>
+        <w:t>-</w:t>
+      </w:r>
+      <w:proofErr w:type="gramStart"/>
+      <w:r>
+        <w:rPr>
+          <w:rFonts w:ascii="Calibri" w:eastAsia="Calibri" w:hAnsi="Calibri" w:cs="Calibri"/>
+          <w:b w:val="0"/>
+          <w:bCs w:val="0"/>
+          <w:color w:val="000000"/>
+          <w:sz w:val="22"/>
+          <w:szCs w:val="22"/>
+          <w:lang w:val="ru-RU"/>
+        </w:rPr>
+        <w:t>агентами.</w:t>
+      </w:r>
+      <w:proofErr w:type="gramEnd"/>
     </w:p>
     <w:p>
       <w:pPr>
         <w:pStyle w:val="21"/>
         <w:spacing w:before="0"/>
+        <w:rPr>
+          <w:lang w:val="ru-RU"/>
+        </w:rPr>
       </w:pPr>
+      <w:proofErr w:type="gramStart"/>
       <w:r>
         <w:rPr>
           <w:rFonts w:ascii="Calibri" w:eastAsia="Calibri" w:hAnsi="Calibri" w:cs="Calibri"/>
-        </w:rPr>
-        <w:t>Слайд 4. Практическая логика задач</w:t>
+          <w:lang w:val="ru-RU"/>
+        </w:rPr>
+        <w:t>Слайд</w:t>
+      </w:r>
+      <w:proofErr w:type="gramEnd"/>
+      <w:r>
+        <w:rPr>
+          <w:rFonts w:ascii="Calibri" w:eastAsia="Calibri" w:hAnsi="Calibri" w:cs="Calibri"/>
+          <w:lang w:val="ru-RU"/>
+        </w:rPr>
+        <w:t xml:space="preserve"> 3. Задачи дипломной работы</w:t>
       </w:r>
     </w:p>
     <w:p>
-      <w:r>
-        <w:rPr>
-          <w:rFonts w:cs="Calibri"/>
-        </w:rPr>
-        <w:t>Задачи выстроены последовательно: сначала анализ и требования, затем проектирование, после этого реализация и проверка. Такой порядок важен, потому что система мониторинга не может быть только набором экранов. Она должна иметь понятную модель данных, устойчивую доставку событий, разграничение прав, управление агентами и проверяемый результат.</w:t>
+      <w:pPr>
+        <w:rPr>
+          <w:lang w:val="ru-RU"/>
+        </w:rPr>
+      </w:pPr>
+      <w:r>
+        <w:rPr>
+          <w:rFonts w:cs="Calibri"/>
+          <w:lang w:val="ru-RU"/>
+        </w:rPr>
+        <w:t xml:space="preserve">Для достижения цели были поставлены основные задачи: провести анализ предметной области и сформулировать требования к системе, спроектировать архитектуру, модель данных и контур управления агентами, реализовать </w:t>
+      </w:r>
+      <w:r>
+        <w:rPr>
+          <w:rFonts w:cs="Calibri"/>
+        </w:rPr>
+        <w:t>backend</w:t>
+      </w:r>
+      <w:r>
+        <w:rPr>
+          <w:rFonts w:cs="Calibri"/>
+          <w:lang w:val="ru-RU"/>
+        </w:rPr>
+        <w:t xml:space="preserve">-сервисы, </w:t>
+      </w:r>
+      <w:r>
+        <w:rPr>
+          <w:rFonts w:cs="Calibri"/>
+        </w:rPr>
+        <w:t>frontend</w:t>
+      </w:r>
+      <w:r>
+        <w:rPr>
+          <w:rFonts w:cs="Calibri"/>
+          <w:lang w:val="ru-RU"/>
+        </w:rPr>
+        <w:t xml:space="preserve">-приложение и асинхронный обмен событиями. Также требовалось организовать хранение данных в </w:t>
+      </w:r>
+      <w:r>
+        <w:rPr>
+          <w:rFonts w:cs="Calibri"/>
+        </w:rPr>
+        <w:t>PostgreSQL</w:t>
+      </w:r>
+      <w:r>
+        <w:rPr>
+          <w:rFonts w:cs="Calibri"/>
+          <w:lang w:val="ru-RU"/>
+        </w:rPr>
+        <w:t xml:space="preserve">, доставку событий </w:t>
+      </w:r>
+      <w:r>
+        <w:rPr>
+          <w:rFonts w:cs="Calibri"/>
+          <w:lang w:val="ru-RU"/>
+        </w:rPr>
+        <w:lastRenderedPageBreak/>
+        <w:t xml:space="preserve">через </w:t>
+      </w:r>
+      <w:r>
+        <w:rPr>
+          <w:rFonts w:cs="Calibri"/>
+        </w:rPr>
+        <w:t>RabbitMQ</w:t>
+      </w:r>
+      <w:r>
+        <w:rPr>
+          <w:rFonts w:cs="Calibri"/>
+          <w:lang w:val="ru-RU"/>
+        </w:rPr>
+        <w:t xml:space="preserve">, разработать локальный </w:t>
+      </w:r>
+      <w:r>
+        <w:rPr>
+          <w:rFonts w:cs="Calibri"/>
+        </w:rPr>
+        <w:t>endpoint</w:t>
+      </w:r>
+      <w:r>
+        <w:rPr>
+          <w:rFonts w:cs="Calibri"/>
+          <w:lang w:val="ru-RU"/>
+        </w:rPr>
+        <w:t>-агент, механизм политик и команд, провести тестирование и подготовить пользовательскую документацию.</w:t>
       </w:r>
     </w:p>
     <w:p>
       <w:pPr>
         <w:pStyle w:val="21"/>
         <w:spacing w:before="0"/>
+        <w:rPr>
+          <w:lang w:val="ru-RU"/>
+        </w:rPr>
       </w:pPr>
       <w:r>
         <w:rPr>
           <w:rFonts w:ascii="Calibri" w:eastAsia="Calibri" w:hAnsi="Calibri" w:cs="Calibri"/>
-        </w:rPr>
-        <w:t>Слайд 5. Предметная область</w:t>
+          <w:lang w:val="ru-RU"/>
+        </w:rPr>
+        <w:t>Слайд 4. Практическая логика задач</w:t>
       </w:r>
     </w:p>
     <w:p>
-      <w:r>
-        <w:rPr>
-          <w:rFonts w:cs="Calibri"/>
-        </w:rPr>
-        <w:t>В предметной области центральным объектом является событие активности. Оно проходит путь от рабочей станции до административного решения. Endpoint-агент фиксирует разрешенные технические признаки активности, серверный контур проверяет событие, сохраняет его, рассчитывает риск и формирует производные данные. После этого результат отображается в виде метрик, уведомлений, отчетов, аналитики и статусов агентов.</w:t>
+      <w:pPr>
+        <w:rPr>
+          <w:lang w:val="ru-RU"/>
+        </w:rPr>
+      </w:pPr>
+      <w:r>
+        <w:rPr>
+          <w:rFonts w:cs="Calibri"/>
+          <w:lang w:val="ru-RU"/>
+        </w:rPr>
+        <w:t>Задачи выстроены последовательно: сначала анализ и требования, затем проектирование, после этого реализация и проверка. Такой порядок важен, потому что система мониторинга не может быть только набором экранов. Она должна иметь понятную модель данных, устойчивую доставку событий, разграничение прав, управление агентами и проверяемый результат.</w:t>
       </w:r>
     </w:p>
     <w:p>
       <w:pPr>
         <w:pStyle w:val="21"/>
         <w:spacing w:before="0"/>
+        <w:rPr>
+          <w:lang w:val="ru-RU"/>
+        </w:rPr>
       </w:pPr>
       <w:r>
         <w:rPr>
           <w:rFonts w:ascii="Calibri" w:eastAsia="Calibri" w:hAnsi="Calibri" w:cs="Calibri"/>
-        </w:rPr>
-        <w:t>Слайд 6. Архитектура системы</w:t>
+          <w:lang w:val="ru-RU"/>
+        </w:rPr>
+        <w:t>Слайд 5. Предметная область</w:t>
       </w:r>
     </w:p>
     <w:p>
-      <w:r>
-        <w:rPr>
-          <w:rFonts w:cs="Calibri"/>
-        </w:rPr>
-        <w:t>Архитектура построена как микросервисная. Frontend на React взаимодействует только с API Gateway по REST API. Gateway выполняет авторизацию, маршрутизирует запросы к внутренним gRPC-сервисам и является единой точкой входа для web-панели. Доменные сервисы разделены по ответственности: активность, пользователи, авторизация, метрики, уведомления, отчеты и агенты. Асинхронная обработка событий построена через RabbitMQ, а каждый ключевой сервис использует собственную базу PostgreSQL.</w:t>
+      <w:pPr>
+        <w:rPr>
+          <w:lang w:val="ru-RU"/>
+        </w:rPr>
+      </w:pPr>
+      <w:r>
+        <w:rPr>
+          <w:rFonts w:cs="Calibri"/>
+          <w:lang w:val="ru-RU"/>
+        </w:rPr>
+        <w:t xml:space="preserve">В предметной области центральным объектом является событие активности. Оно проходит путь от рабочей станции до административного решения. </w:t>
+      </w:r>
+      <w:r>
+        <w:rPr>
+          <w:rFonts w:cs="Calibri"/>
+        </w:rPr>
+        <w:t>Endpoint</w:t>
+      </w:r>
+      <w:r>
+        <w:rPr>
+          <w:rFonts w:cs="Calibri"/>
+          <w:lang w:val="ru-RU"/>
+        </w:rPr>
+        <w:t>-агент фиксирует разрешенные технические признаки активности, серверный контур проверяет событие, сохраняет его, рассчитывает риск и формирует производные данные. После этого результат отображается в виде метрик, уведомлений, отчетов, аналитики и статусов агентов.</w:t>
       </w:r>
     </w:p>
     <w:p>
       <w:pPr>
         <w:pStyle w:val="21"/>
         <w:spacing w:before="0"/>
+        <w:rPr>
+          <w:lang w:val="ru-RU"/>
+        </w:rPr>
       </w:pPr>
       <w:r>
         <w:rPr>
           <w:rFonts w:ascii="Calibri" w:eastAsia="Calibri" w:hAnsi="Calibri" w:cs="Calibri"/>
-        </w:rPr>
-        <w:t>Слайд 7. Диаграммы IDEF0</w:t>
+          <w:lang w:val="ru-RU"/>
+        </w:rPr>
+        <w:t>Слайд 6. Архитектура системы</w:t>
       </w:r>
     </w:p>
     <w:p>
-      <w:r>
-        <w:rPr>
-          <w:rFonts w:cs="Calibri"/>
-        </w:rPr>
-        <w:t>На этом слайде представлены диаграммы IDEF0. Контекстная диаграмма показывает систему как единый процесс учета и анализа компьютерной активности. На вход поступают события активности, сведения о пользователях и компьютерах, политики мониторинга и нормативные ограничения. На выходе формируются отчеты, уведомления об аномалиях и журнал аудита. Декомпозиция первого уровня раскрывает основные этапы: прием события от агента, проверка и нормализация, сохранение в базе данных и публикация события для дальнейшей обработки.</w:t>
+      <w:pPr>
+        <w:rPr>
+          <w:lang w:val="ru-RU"/>
+        </w:rPr>
+      </w:pPr>
+      <w:r>
+        <w:rPr>
+          <w:rFonts w:cs="Calibri"/>
+          <w:lang w:val="ru-RU"/>
+        </w:rPr>
+        <w:t xml:space="preserve">Архитектура построена как микросервисная. </w:t>
+      </w:r>
+      <w:r>
+        <w:rPr>
+          <w:rFonts w:cs="Calibri"/>
+        </w:rPr>
+        <w:t>Frontend</w:t>
+      </w:r>
+      <w:r>
+        <w:rPr>
+          <w:rFonts w:cs="Calibri"/>
+          <w:lang w:val="ru-RU"/>
+        </w:rPr>
+        <w:t xml:space="preserve"> на </w:t>
+      </w:r>
+      <w:r>
+        <w:rPr>
+          <w:rFonts w:cs="Calibri"/>
+        </w:rPr>
+        <w:t>React</w:t>
+      </w:r>
+      <w:r>
+        <w:rPr>
+          <w:rFonts w:cs="Calibri"/>
+          <w:lang w:val="ru-RU"/>
+        </w:rPr>
+        <w:t xml:space="preserve"> взаимодействует только с </w:t>
+      </w:r>
+      <w:r>
+        <w:rPr>
+          <w:rFonts w:cs="Calibri"/>
+        </w:rPr>
+        <w:t>API</w:t>
+      </w:r>
+      <w:r>
+        <w:rPr>
+          <w:rFonts w:cs="Calibri"/>
+          <w:lang w:val="ru-RU"/>
+        </w:rPr>
+        <w:t xml:space="preserve"> </w:t>
+      </w:r>
+      <w:r>
+        <w:rPr>
+          <w:rFonts w:cs="Calibri"/>
+        </w:rPr>
+        <w:t>Gateway</w:t>
+      </w:r>
+      <w:r>
+        <w:rPr>
+          <w:rFonts w:cs="Calibri"/>
+          <w:lang w:val="ru-RU"/>
+        </w:rPr>
+        <w:t xml:space="preserve"> по </w:t>
+      </w:r>
+      <w:r>
+        <w:rPr>
+          <w:rFonts w:cs="Calibri"/>
+        </w:rPr>
+        <w:t>REST</w:t>
+      </w:r>
+      <w:r>
+        <w:rPr>
+          <w:rFonts w:cs="Calibri"/>
+          <w:lang w:val="ru-RU"/>
+        </w:rPr>
+        <w:t xml:space="preserve"> </w:t>
+      </w:r>
+      <w:r>
+        <w:rPr>
+          <w:rFonts w:cs="Calibri"/>
+        </w:rPr>
+        <w:t>API</w:t>
+      </w:r>
+      <w:r>
+        <w:rPr>
+          <w:rFonts w:cs="Calibri"/>
+          <w:lang w:val="ru-RU"/>
+        </w:rPr>
+        <w:t xml:space="preserve">. </w:t>
+      </w:r>
+      <w:r>
+        <w:rPr>
+          <w:rFonts w:cs="Calibri"/>
+        </w:rPr>
+        <w:t>Gateway</w:t>
+      </w:r>
+      <w:r>
+        <w:rPr>
+          <w:rFonts w:cs="Calibri"/>
+          <w:lang w:val="ru-RU"/>
+        </w:rPr>
+        <w:t xml:space="preserve"> выполняет авторизацию, маршрутизирует запросы к внутренним </w:t>
+      </w:r>
+      <w:proofErr w:type="spellStart"/>
+      <w:r>
+        <w:rPr>
+          <w:rFonts w:cs="Calibri"/>
+        </w:rPr>
+        <w:t>gRPC</w:t>
+      </w:r>
+      <w:proofErr w:type="spellEnd"/>
+      <w:r>
+        <w:rPr>
+          <w:rFonts w:cs="Calibri"/>
+          <w:lang w:val="ru-RU"/>
+        </w:rPr>
+        <w:t xml:space="preserve">-сервисам и является единой точкой входа для </w:t>
+      </w:r>
+      <w:r>
+        <w:rPr>
+          <w:rFonts w:cs="Calibri"/>
+        </w:rPr>
+        <w:t>web</w:t>
+      </w:r>
+      <w:r>
+        <w:rPr>
+          <w:rFonts w:cs="Calibri"/>
+          <w:lang w:val="ru-RU"/>
+        </w:rPr>
+        <w:t xml:space="preserve">-панели. Доменные сервисы разделены по ответственности: активность, пользователи, авторизация, метрики, уведомления, отчеты и агенты. Асинхронная обработка событий построена через </w:t>
+      </w:r>
+      <w:r>
+        <w:rPr>
+          <w:rFonts w:cs="Calibri"/>
+        </w:rPr>
+        <w:t>RabbitMQ</w:t>
+      </w:r>
+      <w:r>
+        <w:rPr>
+          <w:rFonts w:cs="Calibri"/>
+          <w:lang w:val="ru-RU"/>
+        </w:rPr>
+        <w:t xml:space="preserve">, а каждый ключевой сервис использует собственную базу </w:t>
+      </w:r>
+      <w:r>
+        <w:rPr>
+          <w:rFonts w:cs="Calibri"/>
+        </w:rPr>
+        <w:t>PostgreSQL</w:t>
+      </w:r>
+      <w:r>
+        <w:rPr>
+          <w:rFonts w:cs="Calibri"/>
+          <w:lang w:val="ru-RU"/>
+        </w:rPr>
+        <w:t>.</w:t>
       </w:r>
     </w:p>
     <w:p>
       <w:pPr>
         <w:pStyle w:val="21"/>
         <w:spacing w:before="0"/>
+        <w:rPr>
+          <w:lang w:val="ru-RU"/>
+        </w:rPr>
       </w:pPr>
       <w:r>
         <w:rPr>
           <w:rFonts w:ascii="Calibri" w:eastAsia="Calibri" w:hAnsi="Calibri" w:cs="Calibri"/>
-        </w:rPr>
-        <w:t>Слайд 8. UML: прецеденты и последовательность</w:t>
+          <w:lang w:val="ru-RU"/>
+        </w:rPr>
+        <w:t xml:space="preserve">Слайд 7. Диаграммы </w:t>
+      </w:r>
+      <w:r>
+        <w:rPr>
+          <w:rFonts w:ascii="Calibri" w:eastAsia="Calibri" w:hAnsi="Calibri" w:cs="Calibri"/>
+        </w:rPr>
+        <w:t>IDEF</w:t>
+      </w:r>
+      <w:r>
+        <w:rPr>
+          <w:rFonts w:ascii="Calibri" w:eastAsia="Calibri" w:hAnsi="Calibri" w:cs="Calibri"/>
+          <w:lang w:val="ru-RU"/>
+        </w:rPr>
+        <w:t>0</w:t>
       </w:r>
     </w:p>
     <w:p>
-      <w:r>
-        <w:rPr>
-          <w:rFonts w:cs="Calibri"/>
-        </w:rPr>
-        <w:t>Диаграмма прецедентов показывает основных участников: администратора, оператора мониторинга, специалиста по информационной безопасности, endpoint-агента и канал уведомлений. Администратор управляет пользователями, агентами, политиками и командами, оператор просматривает dashboard, события и отчеты, а агент регистрируется, отправляет heartbeat и передает активность. Последовательная диаграмма показывает путь события: агент отправляет CreateActivity, ActivityService сохраняет событие, выполняет правила аномалий, создает outbox-запись, публикует событие в RabbitMQ, а сервисы метрик, уведомлений и отчетов обновляют свои данные.</w:t>
+      <w:pPr>
+        <w:rPr>
+          <w:lang w:val="ru-RU"/>
+        </w:rPr>
+      </w:pPr>
+      <w:r>
+        <w:rPr>
+          <w:rFonts w:cs="Calibri"/>
+          <w:lang w:val="ru-RU"/>
+        </w:rPr>
+        <w:t xml:space="preserve">На этом слайде представлены диаграммы </w:t>
+      </w:r>
+      <w:r>
+        <w:rPr>
+          <w:rFonts w:cs="Calibri"/>
+        </w:rPr>
+        <w:t>IDEF</w:t>
+      </w:r>
+      <w:r>
+        <w:rPr>
+          <w:rFonts w:cs="Calibri"/>
+          <w:lang w:val="ru-RU"/>
+        </w:rPr>
+        <w:t>0. Контекстная диаграмма показывает систему как единый процесс учета и анализа компьютерной активности. На вход поступают события активности, сведения о пользователях и компьютерах, политики мониторинга и нормативные ограничения. На выходе формируются отчеты, уведомления об аномалиях и журнал аудита. Декомпозиция первого уровня раскрывает основные этапы: прием события от агента, проверка и нормализация, сохранение в базе данных и публикация события для дальнейшей обработки.</w:t>
       </w:r>
     </w:p>
     <w:p>
       <w:pPr>
         <w:pStyle w:val="21"/>
         <w:spacing w:before="0"/>
+        <w:rPr>
+          <w:lang w:val="ru-RU"/>
+        </w:rPr>
       </w:pPr>
       <w:r>
         <w:rPr>
           <w:rFonts w:ascii="Calibri" w:eastAsia="Calibri" w:hAnsi="Calibri" w:cs="Calibri"/>
-        </w:rPr>
-        <w:lastRenderedPageBreak/>
-        <w:t>Слайд 9. UML: классы и состояния</w:t>
+          <w:lang w:val="ru-RU"/>
+        </w:rPr>
+        <w:t xml:space="preserve">Слайд 8. </w:t>
+      </w:r>
+      <w:r>
+        <w:rPr>
+          <w:rFonts w:ascii="Calibri" w:eastAsia="Calibri" w:hAnsi="Calibri" w:cs="Calibri"/>
+        </w:rPr>
+        <w:t>UML</w:t>
+      </w:r>
+      <w:r>
+        <w:rPr>
+          <w:rFonts w:ascii="Calibri" w:eastAsia="Calibri" w:hAnsi="Calibri" w:cs="Calibri"/>
+          <w:lang w:val="ru-RU"/>
+        </w:rPr>
+        <w:t>: прецеденты и последовательность</w:t>
       </w:r>
     </w:p>
     <w:p>
-      <w:r>
-        <w:rPr>
-          <w:rFonts w:cs="Calibri"/>
-        </w:rPr>
-        <w:t>Диаграмма классов фиксирует основные сущности системы: пользователь, рабочая станция, endpoint-агент, политика мониторинга, событие активности, команда агента, аномалия, уведомление и отчет. Диаграмма состояний показывает жизненный цикл события: событие фиксируется агентом, сохраняется в локальную очередь, при наличии связи передается в ActivityService, сохраняется в базе, проходит анализ риска и затем включается либо в обычные метрики, либо в ветку аномалий и уведомлений.</w:t>
+      <w:pPr>
+        <w:rPr>
+          <w:lang w:val="ru-RU"/>
+        </w:rPr>
+      </w:pPr>
+      <w:r>
+        <w:rPr>
+          <w:rFonts w:cs="Calibri"/>
+          <w:lang w:val="ru-RU"/>
+        </w:rPr>
+        <w:t xml:space="preserve">Диаграмма прецедентов показывает основных участников: администратора, оператора мониторинга, специалиста по информационной безопасности, </w:t>
+      </w:r>
+      <w:r>
+        <w:rPr>
+          <w:rFonts w:cs="Calibri"/>
+        </w:rPr>
+        <w:t>endpoint</w:t>
+      </w:r>
+      <w:r>
+        <w:rPr>
+          <w:rFonts w:cs="Calibri"/>
+          <w:lang w:val="ru-RU"/>
+        </w:rPr>
+        <w:t xml:space="preserve">-агента и канал уведомлений. Администратор управляет пользователями, агентами, политиками и командами, оператор просматривает </w:t>
+      </w:r>
+      <w:r>
+        <w:rPr>
+          <w:rFonts w:cs="Calibri"/>
+        </w:rPr>
+        <w:t>dashboard</w:t>
+      </w:r>
+      <w:r>
+        <w:rPr>
+          <w:rFonts w:cs="Calibri"/>
+          <w:lang w:val="ru-RU"/>
+        </w:rPr>
+        <w:t xml:space="preserve">, события и отчеты, а агент регистрируется, отправляет </w:t>
+      </w:r>
+      <w:r>
+        <w:rPr>
+          <w:rFonts w:cs="Calibri"/>
+        </w:rPr>
+        <w:t>heartbeat</w:t>
+      </w:r>
+      <w:r>
+        <w:rPr>
+          <w:rFonts w:cs="Calibri"/>
+          <w:lang w:val="ru-RU"/>
+        </w:rPr>
+        <w:t xml:space="preserve"> и передает активность. Последовательная диаграмма показывает путь события: агент отправляет </w:t>
+      </w:r>
+      <w:proofErr w:type="spellStart"/>
+      <w:r>
+        <w:rPr>
+          <w:rFonts w:cs="Calibri"/>
+        </w:rPr>
+        <w:t>CreateActivity</w:t>
+      </w:r>
+      <w:proofErr w:type="spellEnd"/>
+      <w:r>
+        <w:rPr>
+          <w:rFonts w:cs="Calibri"/>
+          <w:lang w:val="ru-RU"/>
+        </w:rPr>
+        <w:t xml:space="preserve">, </w:t>
+      </w:r>
+      <w:proofErr w:type="spellStart"/>
+      <w:r>
+        <w:rPr>
+          <w:rFonts w:cs="Calibri"/>
+        </w:rPr>
+        <w:t>ActivityService</w:t>
+      </w:r>
+      <w:proofErr w:type="spellEnd"/>
+      <w:r>
+        <w:rPr>
+          <w:rFonts w:cs="Calibri"/>
+          <w:lang w:val="ru-RU"/>
+        </w:rPr>
+        <w:t xml:space="preserve"> сохраняет событие, выполняет правила аномалий, создает </w:t>
+      </w:r>
+      <w:r>
+        <w:rPr>
+          <w:rFonts w:cs="Calibri"/>
+        </w:rPr>
+        <w:t>outbox</w:t>
+      </w:r>
+      <w:r>
+        <w:rPr>
+          <w:rFonts w:cs="Calibri"/>
+          <w:lang w:val="ru-RU"/>
+        </w:rPr>
+        <w:t xml:space="preserve">-запись, публикует событие в </w:t>
+      </w:r>
+      <w:r>
+        <w:rPr>
+          <w:rFonts w:cs="Calibri"/>
+        </w:rPr>
+        <w:t>RabbitMQ</w:t>
+      </w:r>
+      <w:r>
+        <w:rPr>
+          <w:rFonts w:cs="Calibri"/>
+          <w:lang w:val="ru-RU"/>
+        </w:rPr>
+        <w:t>, а сервисы метрик, уведомлений и отчетов обновляют свои данные.</w:t>
       </w:r>
     </w:p>
     <w:p>
       <w:pPr>
         <w:pStyle w:val="21"/>
         <w:spacing w:before="0"/>
+        <w:rPr>
+          <w:lang w:val="ru-RU"/>
+        </w:rPr>
       </w:pPr>
       <w:r>
         <w:rPr>
           <w:rFonts w:ascii="Calibri" w:eastAsia="Calibri" w:hAnsi="Calibri" w:cs="Calibri"/>
-        </w:rPr>
-        <w:t>Слайд 10. Даталогическая модель базы данных</w:t>
+          <w:lang w:val="ru-RU"/>
+        </w:rPr>
+        <w:lastRenderedPageBreak/>
+        <w:t xml:space="preserve">Слайд 9. </w:t>
+      </w:r>
+      <w:r>
+        <w:rPr>
+          <w:rFonts w:ascii="Calibri" w:eastAsia="Calibri" w:hAnsi="Calibri" w:cs="Calibri"/>
+        </w:rPr>
+        <w:t>UML</w:t>
+      </w:r>
+      <w:r>
+        <w:rPr>
+          <w:rFonts w:ascii="Calibri" w:eastAsia="Calibri" w:hAnsi="Calibri" w:cs="Calibri"/>
+          <w:lang w:val="ru-RU"/>
+        </w:rPr>
+        <w:t>: классы и состояния</w:t>
       </w:r>
     </w:p>
     <w:p>
-      <w:r>
-        <w:rPr>
-          <w:rFonts w:cs="Calibri"/>
-        </w:rPr>
-        <w:t>Физическая модель базы данных построена по принципу разделения доменных контекстов. В проекте используются отдельные PostgreSQL-базы для авторизации, пользователей, активности, агентов, метрик, уведомлений, отчетов и runtime-данных Gateway. Центральная таблица activities хранит события активности. Таблица anomalies хранит выявленные отклонения, activity_outbox обеспечивает надежную публикацию событий в RabbitMQ, а inbox-таблицы у потребителей предотвращают повторную обработку сообщений. В базе agents хранятся сведения об агентах, политиках, версиях политик, командах и dead-letter-записях.</w:t>
+      <w:pPr>
+        <w:rPr>
+          <w:lang w:val="ru-RU"/>
+        </w:rPr>
+      </w:pPr>
+      <w:r>
+        <w:rPr>
+          <w:rFonts w:cs="Calibri"/>
+          <w:lang w:val="ru-RU"/>
+        </w:rPr>
+        <w:t xml:space="preserve">Диаграмма классов фиксирует основные сущности системы: пользователь, рабочая станция, </w:t>
+      </w:r>
+      <w:r>
+        <w:rPr>
+          <w:rFonts w:cs="Calibri"/>
+        </w:rPr>
+        <w:t>endpoint</w:t>
+      </w:r>
+      <w:r>
+        <w:rPr>
+          <w:rFonts w:cs="Calibri"/>
+          <w:lang w:val="ru-RU"/>
+        </w:rPr>
+        <w:t xml:space="preserve">-агент, политика мониторинга, событие активности, команда агента, аномалия, уведомление и отчет. Диаграмма состояний показывает жизненный цикл события: событие фиксируется агентом, сохраняется в локальную очередь, при наличии связи передается в </w:t>
+      </w:r>
+      <w:proofErr w:type="spellStart"/>
+      <w:r>
+        <w:rPr>
+          <w:rFonts w:cs="Calibri"/>
+        </w:rPr>
+        <w:t>ActivityService</w:t>
+      </w:r>
+      <w:proofErr w:type="spellEnd"/>
+      <w:r>
+        <w:rPr>
+          <w:rFonts w:cs="Calibri"/>
+          <w:lang w:val="ru-RU"/>
+        </w:rPr>
+        <w:t>, сохраняется в базе, проходит анализ риска и затем включается либо в обычные метрики, либо в ветку аномалий и уведомлений.</w:t>
       </w:r>
     </w:p>
     <w:p>
       <w:pPr>
         <w:pStyle w:val="21"/>
         <w:spacing w:before="0"/>
+        <w:rPr>
+          <w:lang w:val="ru-RU"/>
+        </w:rPr>
       </w:pPr>
       <w:r>
         <w:rPr>
           <w:rFonts w:ascii="Calibri" w:eastAsia="Calibri" w:hAnsi="Calibri" w:cs="Calibri"/>
-        </w:rPr>
-        <w:t>Слайд 11. Страница авторизации</w:t>
+          <w:lang w:val="ru-RU"/>
+        </w:rPr>
+        <w:t xml:space="preserve">Слайд 10. </w:t>
+      </w:r>
+      <w:proofErr w:type="spellStart"/>
+      <w:r>
+        <w:rPr>
+          <w:rFonts w:ascii="Calibri" w:eastAsia="Calibri" w:hAnsi="Calibri" w:cs="Calibri"/>
+          <w:lang w:val="ru-RU"/>
+        </w:rPr>
+        <w:t>Даталогическая</w:t>
+      </w:r>
+      <w:proofErr w:type="spellEnd"/>
+      <w:r>
+        <w:rPr>
+          <w:rFonts w:ascii="Calibri" w:eastAsia="Calibri" w:hAnsi="Calibri" w:cs="Calibri"/>
+          <w:lang w:val="ru-RU"/>
+        </w:rPr>
+        <w:t xml:space="preserve"> модель базы данных</w:t>
       </w:r>
     </w:p>
     <w:p>
-      <w:r>
-        <w:rPr>
-          <w:rFonts w:cs="Calibri"/>
-        </w:rPr>
-        <w:t>Страница авторизации является входной точкой в административную web-панель. После успешного входа пользователь получает JWT-токен, а дальнейший доступ к разделам системы ограничивается ролевыми разрешениями. Это важно, потому что управление пользователями, агентами, политиками и настройками относится к административным действиям и должно контролироваться.</w:t>
+      <w:pPr>
+        <w:rPr>
+          <w:lang w:val="ru-RU"/>
+        </w:rPr>
+      </w:pPr>
+      <w:r>
+        <w:rPr>
+          <w:rFonts w:cs="Calibri"/>
+          <w:lang w:val="ru-RU"/>
+        </w:rPr>
+        <w:t xml:space="preserve">Физическая модель базы данных построена по принципу разделения доменных контекстов. В проекте используются отдельные </w:t>
+      </w:r>
+      <w:r>
+        <w:rPr>
+          <w:rFonts w:cs="Calibri"/>
+        </w:rPr>
+        <w:t>PostgreSQL</w:t>
+      </w:r>
+      <w:r>
+        <w:rPr>
+          <w:rFonts w:cs="Calibri"/>
+          <w:lang w:val="ru-RU"/>
+        </w:rPr>
+        <w:t xml:space="preserve">-базы для авторизации, пользователей, активности, агентов, метрик, уведомлений, отчетов и </w:t>
+      </w:r>
+      <w:r>
+        <w:rPr>
+          <w:rFonts w:cs="Calibri"/>
+        </w:rPr>
+        <w:t>runtime</w:t>
+      </w:r>
+      <w:r>
+        <w:rPr>
+          <w:rFonts w:cs="Calibri"/>
+          <w:lang w:val="ru-RU"/>
+        </w:rPr>
+        <w:t xml:space="preserve">-данных </w:t>
+      </w:r>
+      <w:r>
+        <w:rPr>
+          <w:rFonts w:cs="Calibri"/>
+        </w:rPr>
+        <w:t>Gateway</w:t>
+      </w:r>
+      <w:r>
+        <w:rPr>
+          <w:rFonts w:cs="Calibri"/>
+          <w:lang w:val="ru-RU"/>
+        </w:rPr>
+        <w:t xml:space="preserve">. Центральная таблица </w:t>
+      </w:r>
+      <w:r>
+        <w:rPr>
+          <w:rFonts w:cs="Calibri"/>
+        </w:rPr>
+        <w:t>activities</w:t>
+      </w:r>
+      <w:r>
+        <w:rPr>
+          <w:rFonts w:cs="Calibri"/>
+          <w:lang w:val="ru-RU"/>
+        </w:rPr>
+        <w:t xml:space="preserve"> хранит события активности. Таблица </w:t>
+      </w:r>
+      <w:r>
+        <w:rPr>
+          <w:rFonts w:cs="Calibri"/>
+        </w:rPr>
+        <w:t>anomalies</w:t>
+      </w:r>
+      <w:r>
+        <w:rPr>
+          <w:rFonts w:cs="Calibri"/>
+          <w:lang w:val="ru-RU"/>
+        </w:rPr>
+        <w:t xml:space="preserve"> хранит выявленные отклонения, </w:t>
+      </w:r>
+      <w:r>
+        <w:rPr>
+          <w:rFonts w:cs="Calibri"/>
+        </w:rPr>
+        <w:t>activity</w:t>
+      </w:r>
+      <w:r>
+        <w:rPr>
+          <w:rFonts w:cs="Calibri"/>
+          <w:lang w:val="ru-RU"/>
+        </w:rPr>
+        <w:t>_</w:t>
+      </w:r>
+      <w:r>
+        <w:rPr>
+          <w:rFonts w:cs="Calibri"/>
+        </w:rPr>
+        <w:t>outbox</w:t>
+      </w:r>
+      <w:r>
+        <w:rPr>
+          <w:rFonts w:cs="Calibri"/>
+          <w:lang w:val="ru-RU"/>
+        </w:rPr>
+        <w:t xml:space="preserve"> обеспечивает надежную публикацию событий в </w:t>
+      </w:r>
+      <w:r>
+        <w:rPr>
+          <w:rFonts w:cs="Calibri"/>
+        </w:rPr>
+        <w:t>RabbitMQ</w:t>
+      </w:r>
+      <w:r>
+        <w:rPr>
+          <w:rFonts w:cs="Calibri"/>
+          <w:lang w:val="ru-RU"/>
+        </w:rPr>
+        <w:t xml:space="preserve">, а </w:t>
+      </w:r>
+      <w:r>
+        <w:rPr>
+          <w:rFonts w:cs="Calibri"/>
+        </w:rPr>
+        <w:t>inbox</w:t>
+      </w:r>
+      <w:r>
+        <w:rPr>
+          <w:rFonts w:cs="Calibri"/>
+          <w:lang w:val="ru-RU"/>
+        </w:rPr>
+        <w:t xml:space="preserve">-таблицы у потребителей предотвращают повторную обработку сообщений. В базе </w:t>
+      </w:r>
+      <w:r>
+        <w:rPr>
+          <w:rFonts w:cs="Calibri"/>
+        </w:rPr>
+        <w:t>agents</w:t>
+      </w:r>
+      <w:r>
+        <w:rPr>
+          <w:rFonts w:cs="Calibri"/>
+          <w:lang w:val="ru-RU"/>
+        </w:rPr>
+        <w:t xml:space="preserve"> хранятся сведения об агентах, политиках, версиях политик, командах и </w:t>
+      </w:r>
+      <w:r>
+        <w:rPr>
+          <w:rFonts w:cs="Calibri"/>
+        </w:rPr>
+        <w:t>dead</w:t>
+      </w:r>
+      <w:r>
+        <w:rPr>
+          <w:rFonts w:cs="Calibri"/>
+          <w:lang w:val="ru-RU"/>
+        </w:rPr>
+        <w:t>-</w:t>
+      </w:r>
+      <w:r>
+        <w:rPr>
+          <w:rFonts w:cs="Calibri"/>
+        </w:rPr>
+        <w:t>letter</w:t>
+      </w:r>
+      <w:r>
+        <w:rPr>
+          <w:rFonts w:cs="Calibri"/>
+          <w:lang w:val="ru-RU"/>
+        </w:rPr>
+        <w:t>-записях.</w:t>
       </w:r>
     </w:p>
     <w:p>
       <w:pPr>
         <w:pStyle w:val="21"/>
         <w:spacing w:before="0"/>
+        <w:rPr>
+          <w:lang w:val="ru-RU"/>
+        </w:rPr>
       </w:pPr>
       <w:r>
         <w:rPr>
           <w:rFonts w:ascii="Calibri" w:eastAsia="Calibri" w:hAnsi="Calibri" w:cs="Calibri"/>
-        </w:rPr>
-        <w:t>Слайд 12. Главная страница</w:t>
+          <w:lang w:val="ru-RU"/>
+        </w:rPr>
+        <w:t>Слайд 11. Страница авторизации</w:t>
       </w:r>
     </w:p>
     <w:p>
-      <w:r>
-        <w:rPr>
-          <w:rFonts w:cs="Calibri"/>
-        </w:rPr>
-        <w:t>Главная страница предназначена для оперативного контроля состояния системы. На ней отображаются ключевые показатели активности, аномалий, блокировок и состояния агентов. Администратор может быстро оценить общее состояние системы и перейти к более детальному анализу в разделы пользователей, агентов, отчетов или аналитики.</w:t>
+      <w:pPr>
+        <w:rPr>
+          <w:lang w:val="ru-RU"/>
+        </w:rPr>
+      </w:pPr>
+      <w:r>
+        <w:rPr>
+          <w:rFonts w:cs="Calibri"/>
+          <w:lang w:val="ru-RU"/>
+        </w:rPr>
+        <w:t xml:space="preserve">Страница авторизации является входной точкой в административную </w:t>
+      </w:r>
+      <w:r>
+        <w:rPr>
+          <w:rFonts w:cs="Calibri"/>
+        </w:rPr>
+        <w:t>web</w:t>
+      </w:r>
+      <w:r>
+        <w:rPr>
+          <w:rFonts w:cs="Calibri"/>
+          <w:lang w:val="ru-RU"/>
+        </w:rPr>
+        <w:t xml:space="preserve">-панель. После успешного входа пользователь получает </w:t>
+      </w:r>
+      <w:r>
+        <w:rPr>
+          <w:rFonts w:cs="Calibri"/>
+        </w:rPr>
+        <w:t>JWT</w:t>
+      </w:r>
+      <w:r>
+        <w:rPr>
+          <w:rFonts w:cs="Calibri"/>
+          <w:lang w:val="ru-RU"/>
+        </w:rPr>
+        <w:t>-токен, а дальнейший доступ к разделам системы ограничивается ролевыми разрешениями. Это важно, потому что управление пользователями, агентами, политиками и настройками относится к административным действиям и должно контролироваться.</w:t>
       </w:r>
     </w:p>
     <w:p>
       <w:pPr>
         <w:pStyle w:val="21"/>
         <w:spacing w:before="0"/>
+        <w:rPr>
+          <w:lang w:val="ru-RU"/>
+        </w:rPr>
       </w:pPr>
       <w:r>
         <w:rPr>
           <w:rFonts w:ascii="Calibri" w:eastAsia="Calibri" w:hAnsi="Calibri" w:cs="Calibri"/>
-        </w:rPr>
-        <w:t>Слайд 13. Управление пользователями и агентами</w:t>
+          <w:lang w:val="ru-RU"/>
+        </w:rPr>
+        <w:t>Слайд 12. Главная страница</w:t>
       </w:r>
     </w:p>
     <w:p>
-      <w:r>
-        <w:rPr>
-          <w:rFonts w:cs="Calibri"/>
-        </w:rPr>
-        <w:t>На этом слайде показаны страницы управления пользователями и агентами. Раздел Users используется для ведения пользователей и рабочих станций, чтобы события активности можно было привязать к конкретному сотруднику и компьютеру. Раздел Agents относится к control plane: в нем отображаются статусы агентов, heartbeat, размер очереди, версии политик и техническое состояние. Также через этот раздел можно управлять политиками, отправлять команды агентам и контролировать выполнение этих команд.</w:t>
+      <w:pPr>
+        <w:rPr>
+          <w:lang w:val="ru-RU"/>
+        </w:rPr>
+      </w:pPr>
+      <w:r>
+        <w:rPr>
+          <w:rFonts w:cs="Calibri"/>
+          <w:lang w:val="ru-RU"/>
+        </w:rPr>
+        <w:t>Главная страница предназначена для оперативного контроля состояния системы. На ней отображаются ключевые показатели активности, аномалий, блокировок и состояния агентов. Администратор может быстро оценить общее состояние системы и перейти к более детальному анализу в разделы пользователей, агентов, отчетов или аналитики.</w:t>
       </w:r>
     </w:p>
     <w:p>
       <w:pPr>
         <w:pStyle w:val="21"/>
         <w:spacing w:before="0"/>
+        <w:rPr>
+          <w:lang w:val="ru-RU"/>
+        </w:rPr>
       </w:pPr>
       <w:r>
         <w:rPr>
           <w:rFonts w:ascii="Calibri" w:eastAsia="Calibri" w:hAnsi="Calibri" w:cs="Calibri"/>
-        </w:rPr>
-        <w:t>Слайд 14. Отчеты, аналитика и настройки метрик</w:t>
+          <w:lang w:val="ru-RU"/>
+        </w:rPr>
+        <w:t>Слайд 13. Управление пользователями и агентами</w:t>
       </w:r>
     </w:p>
     <w:p>
-      <w:r>
-        <w:rPr>
-          <w:rFonts w:cs="Calibri"/>
-        </w:rPr>
-        <w:t xml:space="preserve">Разделы Reports и Analytics позволяют перейти от отдельных событий к агрегированной картине: построить отчеты по периодам, пользователям, компьютерам, подразделениям, типам активности и уровню риска. Настройки метрик, whitelist, blacklist и alert rules позволяют адаптировать систему </w:t>
-      </w:r>
-      <w:r>
-        <w:rPr>
-          <w:rFonts w:cs="Calibri"/>
-        </w:rPr>
-        <w:lastRenderedPageBreak/>
-        <w:t>под требования организации. За счет этого система не только собирает события, но и превращает их в данные для управленческих решений.</w:t>
+      <w:pPr>
+        <w:rPr>
+          <w:lang w:val="ru-RU"/>
+        </w:rPr>
+      </w:pPr>
+      <w:r>
+        <w:rPr>
+          <w:rFonts w:cs="Calibri"/>
+          <w:lang w:val="ru-RU"/>
+        </w:rPr>
+        <w:t xml:space="preserve">На этом слайде показаны страницы управления пользователями и агентами. Раздел </w:t>
+      </w:r>
+      <w:r>
+        <w:rPr>
+          <w:rFonts w:cs="Calibri"/>
+        </w:rPr>
+        <w:t>Users</w:t>
+      </w:r>
+      <w:r>
+        <w:rPr>
+          <w:rFonts w:cs="Calibri"/>
+          <w:lang w:val="ru-RU"/>
+        </w:rPr>
+        <w:t xml:space="preserve"> используется для ведения пользователей и рабочих станций, чтобы события активности можно было привязать к конкретному сотруднику и компьютеру. Раздел </w:t>
+      </w:r>
+      <w:r>
+        <w:rPr>
+          <w:rFonts w:cs="Calibri"/>
+        </w:rPr>
+        <w:t>Agents</w:t>
+      </w:r>
+      <w:r>
+        <w:rPr>
+          <w:rFonts w:cs="Calibri"/>
+          <w:lang w:val="ru-RU"/>
+        </w:rPr>
+        <w:t xml:space="preserve"> относится к </w:t>
+      </w:r>
+      <w:r>
+        <w:rPr>
+          <w:rFonts w:cs="Calibri"/>
+        </w:rPr>
+        <w:t>control</w:t>
+      </w:r>
+      <w:r>
+        <w:rPr>
+          <w:rFonts w:cs="Calibri"/>
+          <w:lang w:val="ru-RU"/>
+        </w:rPr>
+        <w:t xml:space="preserve"> </w:t>
+      </w:r>
+      <w:r>
+        <w:rPr>
+          <w:rFonts w:cs="Calibri"/>
+        </w:rPr>
+        <w:t>plane</w:t>
+      </w:r>
+      <w:r>
+        <w:rPr>
+          <w:rFonts w:cs="Calibri"/>
+          <w:lang w:val="ru-RU"/>
+        </w:rPr>
+        <w:t xml:space="preserve">: в нем отображаются статусы агентов, </w:t>
+      </w:r>
+      <w:r>
+        <w:rPr>
+          <w:rFonts w:cs="Calibri"/>
+        </w:rPr>
+        <w:t>heartbeat</w:t>
+      </w:r>
+      <w:r>
+        <w:rPr>
+          <w:rFonts w:cs="Calibri"/>
+          <w:lang w:val="ru-RU"/>
+        </w:rPr>
+        <w:t>, размер очереди, версии политик и техническое состояние. Также через этот раздел можно управлять политиками, отправлять команды агентам и контролировать выполнение этих команд.</w:t>
       </w:r>
     </w:p>
     <w:p>
       <w:pPr>
         <w:pStyle w:val="21"/>
         <w:spacing w:before="0"/>
+        <w:rPr>
+          <w:lang w:val="ru-RU"/>
+        </w:rPr>
       </w:pPr>
       <w:r>
         <w:rPr>
           <w:rFonts w:ascii="Calibri" w:eastAsia="Calibri" w:hAnsi="Calibri" w:cs="Calibri"/>
-        </w:rPr>
-        <w:t>Слайд 15. Тестирование</w:t>
+          <w:lang w:val="ru-RU"/>
+        </w:rPr>
+        <w:t>Слайд 14. Отчеты, аналитика и настройки метрик</w:t>
       </w:r>
     </w:p>
     <w:p>
-      <w:r>
-        <w:rPr>
-          <w:rFonts w:cs="Calibri"/>
-        </w:rPr>
-        <w:t>Тестирование выполнялось на нескольких уровнях. Smoke-тесты обращаются к endpoint Gateway и проверяют основные пользовательские сценарии: регистрацию и вход, сохранение настроек, создание пользователя с компьютером, удаление пользователя, команды агента при наличии агента и выход из системы. Unit-тесты проверяют клиентскую логику обработки данных: отчеты, RBAC, аудит и нормализацию токена. В результате была подтверждена работоспособность Gateway во взаимодействии с сервисами, а также корректность значительной части функциональных преобразований данных. По проекту можно говорить о высоком уровне покрытия ключевых сценариев; для дальнейшего развития полезно расширить backend-интеграционные и нагрузочные тесты.</w:t>
+      <w:pPr>
+        <w:rPr>
+          <w:lang w:val="ru-RU"/>
+        </w:rPr>
+      </w:pPr>
+      <w:r>
+        <w:rPr>
+          <w:rFonts w:cs="Calibri"/>
+          <w:lang w:val="ru-RU"/>
+        </w:rPr>
+        <w:t xml:space="preserve">Разделы </w:t>
+      </w:r>
+      <w:r>
+        <w:rPr>
+          <w:rFonts w:cs="Calibri"/>
+        </w:rPr>
+        <w:t>Reports</w:t>
+      </w:r>
+      <w:r>
+        <w:rPr>
+          <w:rFonts w:cs="Calibri"/>
+          <w:lang w:val="ru-RU"/>
+        </w:rPr>
+        <w:t xml:space="preserve"> и </w:t>
+      </w:r>
+      <w:r>
+        <w:rPr>
+          <w:rFonts w:cs="Calibri"/>
+        </w:rPr>
+        <w:t>Analytics</w:t>
+      </w:r>
+      <w:r>
+        <w:rPr>
+          <w:rFonts w:cs="Calibri"/>
+          <w:lang w:val="ru-RU"/>
+        </w:rPr>
+        <w:t xml:space="preserve"> позволяют перейти от отдельных событий к агрегированной картине: построить отчеты по периодам, пользователям, компьютерам, подразделениям, типам активности и уровню риска. Настройки метрик, </w:t>
+      </w:r>
+      <w:r>
+        <w:rPr>
+          <w:rFonts w:cs="Calibri"/>
+        </w:rPr>
+        <w:t>whitelist</w:t>
+      </w:r>
+      <w:r>
+        <w:rPr>
+          <w:rFonts w:cs="Calibri"/>
+          <w:lang w:val="ru-RU"/>
+        </w:rPr>
+        <w:t xml:space="preserve">, </w:t>
+      </w:r>
+      <w:r>
+        <w:rPr>
+          <w:rFonts w:cs="Calibri"/>
+        </w:rPr>
+        <w:t>blacklist</w:t>
+      </w:r>
+      <w:r>
+        <w:rPr>
+          <w:rFonts w:cs="Calibri"/>
+          <w:lang w:val="ru-RU"/>
+        </w:rPr>
+        <w:t xml:space="preserve"> и </w:t>
+      </w:r>
+      <w:r>
+        <w:rPr>
+          <w:rFonts w:cs="Calibri"/>
+        </w:rPr>
+        <w:t>alert</w:t>
+      </w:r>
+      <w:r>
+        <w:rPr>
+          <w:rFonts w:cs="Calibri"/>
+          <w:lang w:val="ru-RU"/>
+        </w:rPr>
+        <w:t xml:space="preserve"> </w:t>
+      </w:r>
+      <w:r>
+        <w:rPr>
+          <w:rFonts w:cs="Calibri"/>
+        </w:rPr>
+        <w:t>rules</w:t>
+      </w:r>
+      <w:r>
+        <w:rPr>
+          <w:rFonts w:cs="Calibri"/>
+          <w:lang w:val="ru-RU"/>
+        </w:rPr>
+        <w:t xml:space="preserve"> позволяют адаптировать систему </w:t>
+      </w:r>
+      <w:r>
+        <w:rPr>
+          <w:rFonts w:cs="Calibri"/>
+          <w:lang w:val="ru-RU"/>
+        </w:rPr>
+        <w:lastRenderedPageBreak/>
+        <w:t>под требования организации. За счет этого система не только собирает события, но и превращает их в данные для управленческих решений.</w:t>
       </w:r>
     </w:p>
     <w:p>
       <w:pPr>
         <w:pStyle w:val="21"/>
         <w:spacing w:before="0"/>
+        <w:rPr>
+          <w:lang w:val="ru-RU"/>
+        </w:rPr>
       </w:pPr>
       <w:r>
         <w:rPr>
           <w:rFonts w:ascii="Calibri" w:eastAsia="Calibri" w:hAnsi="Calibri" w:cs="Calibri"/>
-        </w:rPr>
-        <w:t>Слайд 16. Результаты работы</w:t>
+          <w:lang w:val="ru-RU"/>
+        </w:rPr>
+        <w:t>Слайд 15. Тестирование</w:t>
       </w:r>
     </w:p>
     <w:p>
-      <w:r>
-        <w:rPr>
-          <w:rFonts w:cs="Calibri"/>
-        </w:rPr>
-        <w:t>В результате разработана система полного цикла: от сбора активности на рабочей станции до аналитики в web-панели. Реализованы микросервисы, отдельные базы данных PostgreSQL, интеграция через RabbitMQ, frontend-приложение и локальный endpoint-агент. Также подготовлены Docker-конфигурации, документация и руководство пользователя. Система может использоваться как основа для дальнейшего развития корпоративного мониторинга.</w:t>
+      <w:pPr>
+        <w:rPr>
+          <w:lang w:val="ru-RU"/>
+        </w:rPr>
+      </w:pPr>
+      <w:r>
+        <w:rPr>
+          <w:rFonts w:cs="Calibri"/>
+          <w:lang w:val="ru-RU"/>
+        </w:rPr>
+        <w:t xml:space="preserve">Тестирование выполнялось на нескольких уровнях. </w:t>
+      </w:r>
+      <w:r>
+        <w:rPr>
+          <w:rFonts w:cs="Calibri"/>
+        </w:rPr>
+        <w:t>Smoke</w:t>
+      </w:r>
+      <w:r>
+        <w:rPr>
+          <w:rFonts w:cs="Calibri"/>
+          <w:lang w:val="ru-RU"/>
+        </w:rPr>
+        <w:t xml:space="preserve">-тесты обращаются к </w:t>
+      </w:r>
+      <w:r>
+        <w:rPr>
+          <w:rFonts w:cs="Calibri"/>
+        </w:rPr>
+        <w:t>endpoint</w:t>
+      </w:r>
+      <w:r>
+        <w:rPr>
+          <w:rFonts w:cs="Calibri"/>
+          <w:lang w:val="ru-RU"/>
+        </w:rPr>
+        <w:t xml:space="preserve"> </w:t>
+      </w:r>
+      <w:r>
+        <w:rPr>
+          <w:rFonts w:cs="Calibri"/>
+        </w:rPr>
+        <w:t>Gateway</w:t>
+      </w:r>
+      <w:r>
+        <w:rPr>
+          <w:rFonts w:cs="Calibri"/>
+          <w:lang w:val="ru-RU"/>
+        </w:rPr>
+        <w:t xml:space="preserve"> и проверяют основные пользовательские сценарии: регистрацию и вход, сохранение настроек, создание пользователя с компьютером, удаление пользователя, команды агента при наличии агента и выход из системы. </w:t>
+      </w:r>
+      <w:r>
+        <w:rPr>
+          <w:rFonts w:cs="Calibri"/>
+        </w:rPr>
+        <w:t>Unit</w:t>
+      </w:r>
+      <w:r>
+        <w:rPr>
+          <w:rFonts w:cs="Calibri"/>
+          <w:lang w:val="ru-RU"/>
+        </w:rPr>
+        <w:t xml:space="preserve">-тесты проверяют клиентскую логику обработки данных: отчеты, </w:t>
+      </w:r>
+      <w:r>
+        <w:rPr>
+          <w:rFonts w:cs="Calibri"/>
+        </w:rPr>
+        <w:t>RBAC</w:t>
+      </w:r>
+      <w:r>
+        <w:rPr>
+          <w:rFonts w:cs="Calibri"/>
+          <w:lang w:val="ru-RU"/>
+        </w:rPr>
+        <w:t xml:space="preserve">, аудит и нормализацию токена. В результате была подтверждена работоспособность </w:t>
+      </w:r>
+      <w:r>
+        <w:rPr>
+          <w:rFonts w:cs="Calibri"/>
+        </w:rPr>
+        <w:t>Gateway</w:t>
+      </w:r>
+      <w:r>
+        <w:rPr>
+          <w:rFonts w:cs="Calibri"/>
+          <w:lang w:val="ru-RU"/>
+        </w:rPr>
+        <w:t xml:space="preserve"> во взаимодействии с сервисами, а также корректность значительной части функциональных преобразований данных. По проекту можно говорить о высоком уровне покрытия ключевых сценариев; для дальнейшего развития полезно расширить </w:t>
+      </w:r>
+      <w:r>
+        <w:rPr>
+          <w:rFonts w:cs="Calibri"/>
+        </w:rPr>
+        <w:t>backend</w:t>
+      </w:r>
+      <w:r>
+        <w:rPr>
+          <w:rFonts w:cs="Calibri"/>
+          <w:lang w:val="ru-RU"/>
+        </w:rPr>
+        <w:t>-интеграционные и нагрузочные тесты.</w:t>
       </w:r>
     </w:p>
     <w:p>
       <w:pPr>
         <w:pStyle w:val="21"/>
         <w:spacing w:before="0"/>
+        <w:rPr>
+          <w:lang w:val="ru-RU"/>
+        </w:rPr>
       </w:pPr>
       <w:r>
         <w:rPr>
           <w:rFonts w:ascii="Calibri" w:eastAsia="Calibri" w:hAnsi="Calibri" w:cs="Calibri"/>
-        </w:rPr>
-        <w:t>Слайд 17. Завершение</w:t>
+          <w:lang w:val="ru-RU"/>
+        </w:rPr>
+        <w:t>Слайд 16. Результаты работы</w:t>
       </w:r>
     </w:p>
     <w:p>
-      <w:r>
-        <w:rPr>
-          <w:rFonts w:cs="Calibri"/>
-        </w:rPr>
-        <w:t>Таким образом, цель дипломной работы достигнута: разработан программный комплекс для централизованного учета и анализа компьютерной активности пользователей. Практическая ценность проекта заключается в том, что он объединяет сбор телеметрии, выявление аномалий, отчетность и управление endpoint-агентами в едином контуре. Спасибо за внимание, готов ответить на ваши вопросы.</w:t>
+      <w:pPr>
+        <w:rPr>
+          <w:lang w:val="ru-RU"/>
+        </w:rPr>
+      </w:pPr>
+      <w:r>
+        <w:rPr>
+          <w:rFonts w:cs="Calibri"/>
+          <w:lang w:val="ru-RU"/>
+        </w:rPr>
+        <w:t xml:space="preserve">В результате разработана система полного цикла: от сбора активности на рабочей станции до аналитики в </w:t>
+      </w:r>
+      <w:r>
+        <w:rPr>
+          <w:rFonts w:cs="Calibri"/>
+        </w:rPr>
+        <w:t>web</w:t>
+      </w:r>
+      <w:r>
+        <w:rPr>
+          <w:rFonts w:cs="Calibri"/>
+          <w:lang w:val="ru-RU"/>
+        </w:rPr>
+        <w:t xml:space="preserve">-панели. Реализованы микросервисы, отдельные базы данных </w:t>
+      </w:r>
+      <w:r>
+        <w:rPr>
+          <w:rFonts w:cs="Calibri"/>
+        </w:rPr>
+        <w:t>PostgreSQL</w:t>
+      </w:r>
+      <w:r>
+        <w:rPr>
+          <w:rFonts w:cs="Calibri"/>
+          <w:lang w:val="ru-RU"/>
+        </w:rPr>
+        <w:t xml:space="preserve">, интеграция через </w:t>
+      </w:r>
+      <w:r>
+        <w:rPr>
+          <w:rFonts w:cs="Calibri"/>
+        </w:rPr>
+        <w:t>RabbitMQ</w:t>
+      </w:r>
+      <w:r>
+        <w:rPr>
+          <w:rFonts w:cs="Calibri"/>
+          <w:lang w:val="ru-RU"/>
+        </w:rPr>
+        <w:t xml:space="preserve">, </w:t>
+      </w:r>
+      <w:r>
+        <w:rPr>
+          <w:rFonts w:cs="Calibri"/>
+        </w:rPr>
+        <w:t>frontend</w:t>
+      </w:r>
+      <w:r>
+        <w:rPr>
+          <w:rFonts w:cs="Calibri"/>
+          <w:lang w:val="ru-RU"/>
+        </w:rPr>
+        <w:t xml:space="preserve">-приложение и локальный </w:t>
+      </w:r>
+      <w:r>
+        <w:rPr>
+          <w:rFonts w:cs="Calibri"/>
+        </w:rPr>
+        <w:t>endpoint</w:t>
+      </w:r>
+      <w:r>
+        <w:rPr>
+          <w:rFonts w:cs="Calibri"/>
+          <w:lang w:val="ru-RU"/>
+        </w:rPr>
+        <w:t xml:space="preserve">-агент. Также подготовлены </w:t>
+      </w:r>
+      <w:r>
+        <w:rPr>
+          <w:rFonts w:cs="Calibri"/>
+        </w:rPr>
+        <w:t>Docker</w:t>
+      </w:r>
+      <w:r>
+        <w:rPr>
+          <w:rFonts w:cs="Calibri"/>
+          <w:lang w:val="ru-RU"/>
+        </w:rPr>
+        <w:t>-конфигурации, документация и руководство пользователя. Система может использоваться как основа для дальнейшего развития корпоративного мониторинга.</w:t>
+      </w:r>
+    </w:p>
+    <w:p>
+      <w:pPr>
+        <w:pStyle w:val="21"/>
+        <w:spacing w:before="0"/>
+        <w:rPr>
+          <w:lang w:val="ru-RU"/>
+        </w:rPr>
+      </w:pPr>
+      <w:r>
+        <w:rPr>
+          <w:rFonts w:ascii="Calibri" w:eastAsia="Calibri" w:hAnsi="Calibri" w:cs="Calibri"/>
+          <w:lang w:val="ru-RU"/>
+        </w:rPr>
+        <w:t>Слайд 17. Завершение</w:t>
+      </w:r>
+    </w:p>
+    <w:p>
+      <w:r>
+        <w:rPr>
+          <w:rFonts w:cs="Calibri"/>
+          <w:lang w:val="ru-RU"/>
+        </w:rPr>
+        <w:t xml:space="preserve">Таким образом, цель дипломной работы достигнута: разработан программный комплекс для централизованного учета и анализа компьютерной активности пользователей. Практическая ценность проекта заключается в том, что он объединяет сбор телеметрии, выявление аномалий, отчетность и управление </w:t>
+      </w:r>
+      <w:r>
+        <w:rPr>
+          <w:rFonts w:cs="Calibri"/>
+        </w:rPr>
+        <w:t>endpoint</w:t>
+      </w:r>
+      <w:r>
+        <w:rPr>
+          <w:rFonts w:cs="Calibri"/>
+          <w:lang w:val="ru-RU"/>
+        </w:rPr>
+        <w:t xml:space="preserve">-агентами в едином контуре. </w:t>
+      </w:r>
+      <w:proofErr w:type="spellStart"/>
+      <w:r>
+        <w:rPr>
+          <w:rFonts w:cs="Calibri"/>
+        </w:rPr>
+        <w:t>Спасибо</w:t>
+      </w:r>
+      <w:proofErr w:type="spellEnd"/>
+      <w:r>
+        <w:rPr>
+          <w:rFonts w:cs="Calibri"/>
+        </w:rPr>
+        <w:t xml:space="preserve"> </w:t>
+      </w:r>
+      <w:proofErr w:type="spellStart"/>
+      <w:r>
+        <w:rPr>
+          <w:rFonts w:cs="Calibri"/>
+        </w:rPr>
+        <w:t>за</w:t>
+      </w:r>
+      <w:proofErr w:type="spellEnd"/>
+      <w:r>
+        <w:rPr>
+          <w:rFonts w:cs="Calibri"/>
+        </w:rPr>
+        <w:t xml:space="preserve"> </w:t>
+      </w:r>
+      <w:proofErr w:type="spellStart"/>
+      <w:r>
+        <w:rPr>
+          <w:rFonts w:cs="Calibri"/>
+        </w:rPr>
+        <w:t>внимание</w:t>
+      </w:r>
+      <w:proofErr w:type="spellEnd"/>
+      <w:r>
+        <w:rPr>
+          <w:rFonts w:cs="Calibri"/>
+        </w:rPr>
+        <w:t xml:space="preserve">, </w:t>
+      </w:r>
+      <w:proofErr w:type="spellStart"/>
+      <w:r>
+        <w:rPr>
+          <w:rFonts w:cs="Calibri"/>
+        </w:rPr>
+        <w:t>готов</w:t>
+      </w:r>
+      <w:proofErr w:type="spellEnd"/>
+      <w:r>
+        <w:rPr>
+          <w:rFonts w:cs="Calibri"/>
+        </w:rPr>
+        <w:t xml:space="preserve"> </w:t>
+      </w:r>
+      <w:proofErr w:type="spellStart"/>
+      <w:r>
+        <w:rPr>
+          <w:rFonts w:cs="Calibri"/>
+        </w:rPr>
+        <w:t>ответить</w:t>
+      </w:r>
+      <w:proofErr w:type="spellEnd"/>
+      <w:r>
+        <w:rPr>
+          <w:rFonts w:cs="Calibri"/>
+        </w:rPr>
+        <w:t xml:space="preserve"> </w:t>
+      </w:r>
+      <w:proofErr w:type="spellStart"/>
+      <w:r>
+        <w:rPr>
+          <w:rFonts w:cs="Calibri"/>
+        </w:rPr>
+        <w:t>на</w:t>
+      </w:r>
+      <w:proofErr w:type="spellEnd"/>
+      <w:r>
+        <w:rPr>
+          <w:rFonts w:cs="Calibri"/>
+        </w:rPr>
+        <w:t xml:space="preserve"> </w:t>
+      </w:r>
+      <w:proofErr w:type="spellStart"/>
+      <w:r>
+        <w:rPr>
+          <w:rFonts w:cs="Calibri"/>
+        </w:rPr>
+        <w:t>ваши</w:t>
+      </w:r>
+      <w:proofErr w:type="spellEnd"/>
+      <w:r>
+        <w:rPr>
+          <w:rFonts w:cs="Calibri"/>
+        </w:rPr>
+        <w:t xml:space="preserve"> </w:t>
+      </w:r>
+      <w:proofErr w:type="spellStart"/>
+      <w:r>
+        <w:rPr>
+          <w:rFonts w:cs="Calibri"/>
+        </w:rPr>
+        <w:t>вопросы</w:t>
+      </w:r>
+      <w:proofErr w:type="spellEnd"/>
+      <w:r>
+        <w:rPr>
+          <w:rFonts w:cs="Calibri"/>
+        </w:rPr>
+        <w:t>.</w:t>
       </w:r>
     </w:p>
     <w:sectPr>
@@ -596,7 +2003,25 @@
         <w:color w:val="595959"/>
         <w:sz w:val="18"/>
       </w:rPr>
-      <w:t>ВКР Кан Ю.В., 2026</w:t>
+      <w:t xml:space="preserve">ВКР </w:t>
+    </w:r>
+    <w:proofErr w:type="spellStart"/>
+    <w:r>
+      <w:rPr>
+        <w:rFonts w:cs="Calibri"/>
+        <w:color w:val="595959"/>
+        <w:sz w:val="18"/>
+      </w:rPr>
+      <w:t>Кан</w:t>
+    </w:r>
+    <w:proofErr w:type="spellEnd"/>
+    <w:r>
+      <w:rPr>
+        <w:rFonts w:cs="Calibri"/>
+        <w:color w:val="595959"/>
+        <w:sz w:val="18"/>
+      </w:rPr>
+      <w:t xml:space="preserve"> Ю.В., 2026</w:t>
     </w:r>
   </w:p>
 </w:ftr>
@@ -634,14 +2059,34 @@
       <w:pStyle w:val="a5"/>
       <w:jc w:val="right"/>
     </w:pPr>
+    <w:proofErr w:type="spellStart"/>
     <w:r>
       <w:rPr>
         <w:rFonts w:cs="Calibri"/>
         <w:color w:val="595959"/>
         <w:sz w:val="18"/>
       </w:rPr>
-      <w:t>Текст выступления</w:t>
+      <w:t>Текст</w:t>
     </w:r>
+    <w:proofErr w:type="spellEnd"/>
+    <w:r>
+      <w:rPr>
+        <w:rFonts w:cs="Calibri"/>
+        <w:color w:val="595959"/>
+        <w:sz w:val="18"/>
+      </w:rPr>
+      <w:t xml:space="preserve"> </w:t>
+    </w:r>
+    <w:proofErr w:type="spellStart"/>
+    <w:r>
+      <w:rPr>
+        <w:rFonts w:cs="Calibri"/>
+        <w:color w:val="595959"/>
+        <w:sz w:val="18"/>
+      </w:rPr>
+      <w:t>выступления</w:t>
+    </w:r>
+    <w:proofErr w:type="spellEnd"/>
   </w:p>
 </w:hdr>
 </file>
